--- a/static/downloads/pt-br/docx/layer-6/change-protocol.docx
+++ b/static/downloads/pt-br/docx/layer-6/change-protocol.docx
@@ -87,7 +87,7 @@
         <w:t xml:space="preserve"> </w:t>
       </w:r>
       <w:r>
-        <w:t xml:space="preserve">2026-06-26</w:t>
+        <w:t xml:space="preserve">2026-07-07</w:t>
       </w:r>
     </w:p>
     <w:p>
@@ -369,8 +369,14 @@
     </w:p>
     <w:p>
       <w:pPr>
-        <w:pStyle w:val="BlockText"/>
-      </w:pPr>
+        <w:pStyle w:val="BodyText"/>
+      </w:pPr>
+      <w:r>
+        <w:t xml:space="preserve">&gt;</w:t>
+      </w:r>
+      <w:r>
+        <w:t xml:space="preserve"> </w:t>
+      </w:r>
       <w:r>
         <w:rPr>
           <w:b/>
@@ -378,19 +384,29 @@
         </w:rPr>
         <w:t xml:space="preserve">Justificativa — Por que exigir uma proposta estruturada</w:t>
       </w:r>
-    </w:p>
-    <w:p>
-      <w:pPr>
-        <w:pStyle w:val="BlockText"/>
-      </w:pPr>
-      <w:r>
-        <w:t xml:space="preserve">Uma mudança que chega como uma ideia vaga no chat não pode ser avaliada, questionada ou revertida mais tarde. Forçar toda proposta a passar pelo mesmo formato mínimo — artefatos afetados, justificativa, riscos, reversão — transforma uma opinião em um artefato revisável e torna impossível passar uma mudança de regra pela comunidade por acidente.</w:t>
-      </w:r>
-    </w:p>
-    <w:p>
-      <w:pPr>
-        <w:pStyle w:val="BlockText"/>
-      </w:pPr>
+      <w:r>
+        <w:t xml:space="preserve"> </w:t>
+      </w:r>
+      <w:r>
+        <w:t xml:space="preserve">&gt;</w:t>
+      </w:r>
+      <w:r>
+        <w:t xml:space="preserve"> </w:t>
+      </w:r>
+      <w:r>
+        <w:t xml:space="preserve">&gt; Uma mudança que chega como uma ideia vaga no chat não pode ser avaliada, questionada ou revertida mais tarde. Forçar toda proposta a passar pelo mesmo formato mínimo — artefatos afetados, justificativa, riscos, reversão — transforma uma opinião em um artefato revisável e torna impossível passar uma mudança de regra pela comunidade por acidente.</w:t>
+      </w:r>
+    </w:p>
+    <w:p>
+      <w:pPr>
+        <w:pStyle w:val="BodyText"/>
+      </w:pPr>
+      <w:r>
+        <w:t xml:space="preserve">&gt;</w:t>
+      </w:r>
+      <w:r>
+        <w:t xml:space="preserve"> </w:t>
+      </w:r>
       <w:r>
         <w:rPr>
           <w:b/>
@@ -398,18 +414,22 @@
         </w:rPr>
         <w:t xml:space="preserve">Instruções — Como preencher</w:t>
       </w:r>
-    </w:p>
-    <w:p>
-      <w:pPr>
-        <w:pStyle w:val="BlockText"/>
-      </w:pPr>
-      <w:r>
-        <w:t xml:space="preserve">Declare quem pode propor, onde as propostas são submetidas e os campos de conteúdo obrigatórios. Conecte isso ao Protocolo de Governança (Camada 2).</w:t>
-      </w:r>
-    </w:p>
-    <w:p>
-      <w:pPr>
-        <w:pStyle w:val="FirstParagraph"/>
+      <w:r>
+        <w:t xml:space="preserve"> </w:t>
+      </w:r>
+      <w:r>
+        <w:t xml:space="preserve">&gt;</w:t>
+      </w:r>
+      <w:r>
+        <w:t xml:space="preserve"> </w:t>
+      </w:r>
+      <w:r>
+        <w:t xml:space="preserve">&gt; Declare quem pode propor, onde as propostas são submetidas e os campos de conteúdo obrigatórios. Conecte isso ao Protocolo de Governança (Camada 2).</w:t>
+      </w:r>
+    </w:p>
+    <w:p>
+      <w:pPr>
+        <w:pStyle w:val="BodyText"/>
       </w:pPr>
       <w:r>
         <w:rPr>
@@ -602,8 +622,14 @@
     </w:p>
     <w:p>
       <w:pPr>
-        <w:pStyle w:val="BlockText"/>
-      </w:pPr>
+        <w:pStyle w:val="BodyText"/>
+      </w:pPr>
+      <w:r>
+        <w:t xml:space="preserve">&gt;</w:t>
+      </w:r>
+      <w:r>
+        <w:t xml:space="preserve"> </w:t>
+      </w:r>
       <w:r>
         <w:rPr>
           <w:b/>
@@ -611,19 +637,29 @@
         </w:rPr>
         <w:t xml:space="preserve">Justificativa — Por que classificar por impacto</w:t>
       </w:r>
-    </w:p>
-    <w:p>
-      <w:pPr>
-        <w:pStyle w:val="BlockText"/>
-      </w:pPr>
-      <w:r>
-        <w:t xml:space="preserve">Nem toda mudança merece a mesma fricção. Correções de erros de digitação não deveriam exigir uma supermaioria; mudanças constitucionais não deveriam passar silenciosamente. Mapear propostas para tipos de decisão — e elevar casos ambíguos por padrão — torna o custo de uma mudança proporcional ao seu raio de impacto e protege a Camada 0 de ser erodida por pequenos movimentos.</w:t>
-      </w:r>
-    </w:p>
-    <w:p>
-      <w:pPr>
-        <w:pStyle w:val="BlockText"/>
-      </w:pPr>
+      <w:r>
+        <w:t xml:space="preserve"> </w:t>
+      </w:r>
+      <w:r>
+        <w:t xml:space="preserve">&gt;</w:t>
+      </w:r>
+      <w:r>
+        <w:t xml:space="preserve"> </w:t>
+      </w:r>
+      <w:r>
+        <w:t xml:space="preserve">&gt; Nem toda mudança merece a mesma fricção. Correções de erros de digitação não deveriam exigir uma supermaioria; mudanças constitucionais não deveriam passar silenciosamente. Mapear propostas para tipos de decisão — e elevar casos ambíguos por padrão — torna o custo de uma mudança proporcional ao seu raio de impacto e protege a Camada 0 de ser erodida por pequenos movimentos.</w:t>
+      </w:r>
+    </w:p>
+    <w:p>
+      <w:pPr>
+        <w:pStyle w:val="BodyText"/>
+      </w:pPr>
+      <w:r>
+        <w:t xml:space="preserve">&gt;</w:t>
+      </w:r>
+      <w:r>
+        <w:t xml:space="preserve"> </w:t>
+      </w:r>
       <w:r>
         <w:rPr>
           <w:b/>
@@ -631,13 +667,17 @@
         </w:rPr>
         <w:t xml:space="preserve">Instruções — Como preencher</w:t>
       </w:r>
-    </w:p>
-    <w:p>
-      <w:pPr>
-        <w:pStyle w:val="BlockText"/>
-      </w:pPr>
-      <w:r>
-        <w:t xml:space="preserve">Defina o que se enquadra em cada tipo de decisão. Declare a regra de elevação padrão para casos ambíguos.</w:t>
+      <w:r>
+        <w:t xml:space="preserve"> </w:t>
+      </w:r>
+      <w:r>
+        <w:t xml:space="preserve">&gt;</w:t>
+      </w:r>
+      <w:r>
+        <w:t xml:space="preserve"> </w:t>
+      </w:r>
+      <w:r>
+        <w:t xml:space="preserve">&gt; Defina o que se enquadra em cada tipo de decisão. Declare a regra de elevação padrão para casos ambíguos.</w:t>
       </w:r>
     </w:p>
     <w:p>
@@ -720,10 +760,10 @@
     </w:p>
     <w:p>
       <w:pPr>
-        <w:pStyle w:val="BlockText"/>
-      </w:pPr>
-      <w:r>
-        <w:t xml:space="preserve">Se a classificação não for clara, ela é elevada por padrão ao tipo de maior impacto.</w:t>
+        <w:pStyle w:val="FirstParagraph"/>
+      </w:pPr>
+      <w:r>
+        <w:t xml:space="preserve">&gt; Se a classificação não for clara, ela é elevada por padrão ao tipo de maior impacto.</w:t>
       </w:r>
     </w:p>
     <w:bookmarkEnd w:id="19"/>
@@ -791,8 +831,14 @@
     </w:p>
     <w:p>
       <w:pPr>
-        <w:pStyle w:val="BlockText"/>
-      </w:pPr>
+        <w:pStyle w:val="BodyText"/>
+      </w:pPr>
+      <w:r>
+        <w:t xml:space="preserve">&gt;</w:t>
+      </w:r>
+      <w:r>
+        <w:t xml:space="preserve"> </w:t>
+      </w:r>
       <w:r>
         <w:rPr>
           <w:b/>
@@ -800,19 +846,29 @@
         </w:rPr>
         <w:t xml:space="preserve">Justificativa — Por que impor janelas mínimas de deliberação</w:t>
       </w:r>
-    </w:p>
-    <w:p>
-      <w:pPr>
-        <w:pStyle w:val="BlockText"/>
-      </w:pPr>
-      <w:r>
-        <w:t xml:space="preserve">Sem um piso para o tempo de deliberação, qualquer mudança pode ser apressada em um dia tranquilo em que poucos membros estão prestando atenção. Mínimos obrigatórios — mais longos para mudanças de maior impacto — garantem que membros que estejam viajando, doentes ou simplesmente ocupados ainda tenham uma chance real de ler, objetar ou aparecer.</w:t>
-      </w:r>
-    </w:p>
-    <w:p>
-      <w:pPr>
-        <w:pStyle w:val="BlockText"/>
-      </w:pPr>
+      <w:r>
+        <w:t xml:space="preserve"> </w:t>
+      </w:r>
+      <w:r>
+        <w:t xml:space="preserve">&gt;</w:t>
+      </w:r>
+      <w:r>
+        <w:t xml:space="preserve"> </w:t>
+      </w:r>
+      <w:r>
+        <w:t xml:space="preserve">&gt; Sem um piso para o tempo de deliberação, qualquer mudança pode ser apressada em um dia tranquilo em que poucos membros estão prestando atenção. Mínimos obrigatórios — mais longos para mudanças de maior impacto — garantem que membros que estejam viajando, doentes ou simplesmente ocupados ainda tenham uma chance real de ler, objetar ou aparecer.</w:t>
+      </w:r>
+    </w:p>
+    <w:p>
+      <w:pPr>
+        <w:pStyle w:val="BodyText"/>
+      </w:pPr>
+      <w:r>
+        <w:t xml:space="preserve">&gt;</w:t>
+      </w:r>
+      <w:r>
+        <w:t xml:space="preserve"> </w:t>
+      </w:r>
       <w:r>
         <w:rPr>
           <w:b/>
@@ -820,13 +876,17 @@
         </w:rPr>
         <w:t xml:space="preserve">Instruções — Como preencher</w:t>
       </w:r>
-    </w:p>
-    <w:p>
-      <w:pPr>
-        <w:pStyle w:val="BlockText"/>
-      </w:pPr>
-      <w:r>
-        <w:t xml:space="preserve">Defina períodos mínimos de deliberação para cada tipo de decisão e um período de ratificação para mudanças Constitucionais.</w:t>
+      <w:r>
+        <w:t xml:space="preserve"> </w:t>
+      </w:r>
+      <w:r>
+        <w:t xml:space="preserve">&gt;</w:t>
+      </w:r>
+      <w:r>
+        <w:t xml:space="preserve"> </w:t>
+      </w:r>
+      <w:r>
+        <w:t xml:space="preserve">&gt; Defina períodos mínimos de deliberação para cada tipo de decisão e um período de ratificação para mudanças Constitucionais.</w:t>
       </w:r>
     </w:p>
     <w:p>
@@ -1020,8 +1080,14 @@
     </w:p>
     <w:p>
       <w:pPr>
-        <w:pStyle w:val="BlockText"/>
-      </w:pPr>
+        <w:pStyle w:val="BodyText"/>
+      </w:pPr>
+      <w:r>
+        <w:t xml:space="preserve">&gt;</w:t>
+      </w:r>
+      <w:r>
+        <w:t xml:space="preserve"> </w:t>
+      </w:r>
       <w:r>
         <w:rPr>
           <w:b/>
@@ -1029,13 +1095,17 @@
         </w:rPr>
         <w:t xml:space="preserve">Justificativa — Por que etapas de publicação fixas</w:t>
       </w:r>
-    </w:p>
-    <w:p>
-      <w:pPr>
-        <w:pStyle w:val="BlockText"/>
-      </w:pPr>
-      <w:r>
-        <w:t xml:space="preserve">Uma votação que passa mas nunca é registrada é o mesmo que nenhuma votação — e pior, cria uma lacuna em que quem se lembra do resultado é quem o define. Etapas de publicação rígidas e ordenadas fecham essa lacuna e tornam</w:t>
+      <w:r>
+        <w:t xml:space="preserve"> </w:t>
+      </w:r>
+      <w:r>
+        <w:t xml:space="preserve">&gt;</w:t>
+      </w:r>
+      <w:r>
+        <w:t xml:space="preserve"> </w:t>
+      </w:r>
+      <w:r>
+        <w:t xml:space="preserve">&gt; Uma votação que passa mas nunca é registrada é o mesmo que nenhuma votação — e pior, cria uma lacuna em que quem se lembra do resultado é quem o define. Etapas de publicação rígidas e ordenadas fecham essa lacuna e tornam</w:t>
       </w:r>
       <w:r>
         <w:t xml:space="preserve"> </w:t>
@@ -1052,8 +1122,14 @@
     </w:p>
     <w:p>
       <w:pPr>
-        <w:pStyle w:val="BlockText"/>
-      </w:pPr>
+        <w:pStyle w:val="BodyText"/>
+      </w:pPr>
+      <w:r>
+        <w:t xml:space="preserve">&gt;</w:t>
+      </w:r>
+      <w:r>
+        <w:t xml:space="preserve"> </w:t>
+      </w:r>
       <w:r>
         <w:rPr>
           <w:b/>
@@ -1061,18 +1137,22 @@
         </w:rPr>
         <w:t xml:space="preserve">Instruções — Como preencher</w:t>
       </w:r>
-    </w:p>
-    <w:p>
-      <w:pPr>
-        <w:pStyle w:val="BlockText"/>
-      </w:pPr>
-      <w:r>
-        <w:t xml:space="preserve">Declare as etapas ordenadas que devem ocorrer após a aprovação de uma proposta. Inclua limites de tempo e a obrigação de histórico de versões.</w:t>
-      </w:r>
-    </w:p>
-    <w:p>
-      <w:pPr>
-        <w:pStyle w:val="FirstParagraph"/>
+      <w:r>
+        <w:t xml:space="preserve"> </w:t>
+      </w:r>
+      <w:r>
+        <w:t xml:space="preserve">&gt;</w:t>
+      </w:r>
+      <w:r>
+        <w:t xml:space="preserve"> </w:t>
+      </w:r>
+      <w:r>
+        <w:t xml:space="preserve">&gt; Declare as etapas ordenadas que devem ocorrer após a aprovação de uma proposta. Inclua limites de tempo e a obrigação de histórico de versões.</w:t>
+      </w:r>
+    </w:p>
+    <w:p>
+      <w:pPr>
+        <w:pStyle w:val="BodyText"/>
       </w:pPr>
       <w:r>
         <w:t xml:space="preserve">Quando uma proposta é aprovada:</w:t>
@@ -1134,6 +1214,13 @@
           <w:numId w:val="1006"/>
         </w:numPr>
       </w:pPr>
+      <w:r>
+        <w:rPr>
+          <w:i/>
+          <w:iCs/>
+        </w:rPr>
+        <w:t xml:space="preserve">&lt;Campos de status atualizados nos artefatos afetados.&gt;</w:t>
+      </w:r>
     </w:p>
     <w:bookmarkEnd w:id="23"/>
     <w:bookmarkStart w:id="24" w:name="rejeição"/>
@@ -1200,8 +1287,14 @@
     </w:p>
     <w:p>
       <w:pPr>
-        <w:pStyle w:val="BlockText"/>
-      </w:pPr>
+        <w:pStyle w:val="BodyText"/>
+      </w:pPr>
+      <w:r>
+        <w:t xml:space="preserve">&gt;</w:t>
+      </w:r>
+      <w:r>
+        <w:t xml:space="preserve"> </w:t>
+      </w:r>
       <w:r>
         <w:rPr>
           <w:b/>
@@ -1209,19 +1302,29 @@
         </w:rPr>
         <w:t xml:space="preserve">Justificativa — Por que arquivar propostas rejeitadas</w:t>
       </w:r>
-    </w:p>
-    <w:p>
-      <w:pPr>
-        <w:pStyle w:val="BlockText"/>
-      </w:pPr>
-      <w:r>
-        <w:t xml:space="preserve">Ideias rejeitadas carregam tanto sinal quanto as aceitas — elas mostram o que a comunidade considerou e recusou. Manter rejeições arquivadas e acessíveis impede que a mesma proposta reapareça com um novo nome a cada seis meses e dá aos futuros membros uma visão dos caminhos não trilhados.</w:t>
-      </w:r>
-    </w:p>
-    <w:p>
-      <w:pPr>
-        <w:pStyle w:val="BlockText"/>
-      </w:pPr>
+      <w:r>
+        <w:t xml:space="preserve"> </w:t>
+      </w:r>
+      <w:r>
+        <w:t xml:space="preserve">&gt;</w:t>
+      </w:r>
+      <w:r>
+        <w:t xml:space="preserve"> </w:t>
+      </w:r>
+      <w:r>
+        <w:t xml:space="preserve">&gt; Ideias rejeitadas carregam tanto sinal quanto as aceitas — elas mostram o que a comunidade considerou e recusou. Manter rejeições arquivadas e acessíveis impede que a mesma proposta reapareça com um novo nome a cada seis meses e dá aos futuros membros uma visão dos caminhos não trilhados.</w:t>
+      </w:r>
+    </w:p>
+    <w:p>
+      <w:pPr>
+        <w:pStyle w:val="BodyText"/>
+      </w:pPr>
+      <w:r>
+        <w:t xml:space="preserve">&gt;</w:t>
+      </w:r>
+      <w:r>
+        <w:t xml:space="preserve"> </w:t>
+      </w:r>
       <w:r>
         <w:rPr>
           <w:b/>
@@ -1229,18 +1332,22 @@
         </w:rPr>
         <w:t xml:space="preserve">Instruções — Como preencher</w:t>
       </w:r>
-    </w:p>
-    <w:p>
-      <w:pPr>
-        <w:pStyle w:val="BlockText"/>
-      </w:pPr>
-      <w:r>
-        <w:t xml:space="preserve">Declare o local de arquivamento das propostas rejeitadas e as condições de nova votação para revisitar a questão.</w:t>
-      </w:r>
-    </w:p>
-    <w:p>
-      <w:pPr>
-        <w:pStyle w:val="FirstParagraph"/>
+      <w:r>
+        <w:t xml:space="preserve"> </w:t>
+      </w:r>
+      <w:r>
+        <w:t xml:space="preserve">&gt;</w:t>
+      </w:r>
+      <w:r>
+        <w:t xml:space="preserve"> </w:t>
+      </w:r>
+      <w:r>
+        <w:t xml:space="preserve">&gt; Declare o local de arquivamento das propostas rejeitadas e as condições de nova votação para revisitar a questão.</w:t>
+      </w:r>
+    </w:p>
+    <w:p>
+      <w:pPr>
+        <w:pStyle w:val="BodyText"/>
       </w:pPr>
       <w:r>
         <w:t xml:space="preserve">Quando uma proposta é rejeitada:</w:t>
@@ -1359,8 +1466,14 @@
     </w:p>
     <w:p>
       <w:pPr>
-        <w:pStyle w:val="BlockText"/>
-      </w:pPr>
+        <w:pStyle w:val="BodyText"/>
+      </w:pPr>
+      <w:r>
+        <w:t xml:space="preserve">&gt;</w:t>
+      </w:r>
+      <w:r>
+        <w:t xml:space="preserve"> </w:t>
+      </w:r>
       <w:r>
         <w:rPr>
           <w:b/>
@@ -1368,19 +1481,29 @@
         </w:rPr>
         <w:t xml:space="preserve">Justificativa — Por que proteger direitos existentes durante transições</w:t>
       </w:r>
-    </w:p>
-    <w:p>
-      <w:pPr>
-        <w:pStyle w:val="BlockText"/>
-      </w:pPr>
-      <w:r>
-        <w:t xml:space="preserve">Se novas regras pudessem silenciosamente reescrever acordos existentes, a participação como membro perderia o sentido — aquilo com o que você se comprometeu poderia ser mudado por baixo dos panos. Regras explícitas de transição garantem que direitos não sejam reduzidos retroativamente e que pessoas operando sob as regras antigas tenham tempo e aviso antes que o terreno mude.</w:t>
-      </w:r>
-    </w:p>
-    <w:p>
-      <w:pPr>
-        <w:pStyle w:val="BlockText"/>
-      </w:pPr>
+      <w:r>
+        <w:t xml:space="preserve"> </w:t>
+      </w:r>
+      <w:r>
+        <w:t xml:space="preserve">&gt;</w:t>
+      </w:r>
+      <w:r>
+        <w:t xml:space="preserve"> </w:t>
+      </w:r>
+      <w:r>
+        <w:t xml:space="preserve">&gt; Se novas regras pudessem silenciosamente reescrever acordos existentes, a participação como membro perderia o sentido — aquilo com o que você se comprometeu poderia ser mudado por baixo dos panos. Regras explícitas de transição garantem que direitos não sejam reduzidos retroativamente e que pessoas operando sob as regras antigas tenham tempo e aviso antes que o terreno mude.</w:t>
+      </w:r>
+    </w:p>
+    <w:p>
+      <w:pPr>
+        <w:pStyle w:val="BodyText"/>
+      </w:pPr>
+      <w:r>
+        <w:t xml:space="preserve">&gt;</w:t>
+      </w:r>
+      <w:r>
+        <w:t xml:space="preserve"> </w:t>
+      </w:r>
       <w:r>
         <w:rPr>
           <w:b/>
@@ -1388,18 +1511,22 @@
         </w:rPr>
         <w:t xml:space="preserve">Instruções — Como preencher</w:t>
       </w:r>
-    </w:p>
-    <w:p>
-      <w:pPr>
-        <w:pStyle w:val="BlockText"/>
-      </w:pPr>
-      <w:r>
-        <w:t xml:space="preserve">Declare as regras que protegem os atuais ocupantes de papéis, membros e registros quando uma mudança de regra entra em vigor.</w:t>
-      </w:r>
-    </w:p>
-    <w:p>
-      <w:pPr>
-        <w:pStyle w:val="FirstParagraph"/>
+      <w:r>
+        <w:t xml:space="preserve"> </w:t>
+      </w:r>
+      <w:r>
+        <w:t xml:space="preserve">&gt;</w:t>
+      </w:r>
+      <w:r>
+        <w:t xml:space="preserve"> </w:t>
+      </w:r>
+      <w:r>
+        <w:t xml:space="preserve">&gt; Declare as regras que protegem os atuais ocupantes de papéis, membros e registros quando uma mudança de regra entra em vigor.</w:t>
+      </w:r>
+    </w:p>
+    <w:p>
+      <w:pPr>
+        <w:pStyle w:val="BodyText"/>
       </w:pPr>
       <w:r>
         <w:t xml:space="preserve">Quando uma mudança de regra afeta papéis, acordos ou registros existentes:</w:t>
@@ -1534,8 +1661,14 @@
     </w:p>
     <w:p>
       <w:pPr>
-        <w:pStyle w:val="BlockText"/>
-      </w:pPr>
+        <w:pStyle w:val="BodyText"/>
+      </w:pPr>
+      <w:r>
+        <w:t xml:space="preserve">&gt;</w:t>
+      </w:r>
+      <w:r>
+        <w:t xml:space="preserve"> </w:t>
+      </w:r>
       <w:r>
         <w:rPr>
           <w:b/>
@@ -1543,13 +1676,17 @@
         </w:rPr>
         <w:t xml:space="preserve">Justificativa — Por que tornar a reversão simétrica à adoção</w:t>
       </w:r>
-    </w:p>
-    <w:p>
-      <w:pPr>
-        <w:pStyle w:val="BlockText"/>
-      </w:pPr>
-      <w:r>
-        <w:t xml:space="preserve">Uma mudança que não pode ser desfeita pelo mesmo caminho que a criou é uma armadilha. Exigir que a reversão use o tipo de decisão original mantém a porta aberta para correção sem permitir que um único membro silenciosamente reverta uma decisão de nível comunitário chamando-a de</w:t>
+      <w:r>
+        <w:t xml:space="preserve"> </w:t>
+      </w:r>
+      <w:r>
+        <w:t xml:space="preserve">&gt;</w:t>
+      </w:r>
+      <w:r>
+        <w:t xml:space="preserve"> </w:t>
+      </w:r>
+      <w:r>
+        <w:t xml:space="preserve">&gt; Uma mudança que não pode ser desfeita pelo mesmo caminho que a criou é uma armadilha. Exigir que a reversão use o tipo de decisão original mantém a porta aberta para correção sem permitir que um único membro silenciosamente reverta uma decisão de nível comunitário chamando-a de</w:t>
       </w:r>
       <w:r>
         <w:t xml:space="preserve"> </w:t>
@@ -1563,8 +1700,14 @@
     </w:p>
     <w:p>
       <w:pPr>
-        <w:pStyle w:val="BlockText"/>
-      </w:pPr>
+        <w:pStyle w:val="BodyText"/>
+      </w:pPr>
+      <w:r>
+        <w:t xml:space="preserve">&gt;</w:t>
+      </w:r>
+      <w:r>
+        <w:t xml:space="preserve"> </w:t>
+      </w:r>
       <w:r>
         <w:rPr>
           <w:b/>
@@ -1572,18 +1715,22 @@
         </w:rPr>
         <w:t xml:space="preserve">Instruções — Como preencher</w:t>
       </w:r>
-    </w:p>
-    <w:p>
-      <w:pPr>
-        <w:pStyle w:val="BlockText"/>
-      </w:pPr>
-      <w:r>
-        <w:t xml:space="preserve">Declare que a reversão usa o mesmo tipo de decisão e processo da adoção original.</w:t>
-      </w:r>
-    </w:p>
-    <w:p>
-      <w:pPr>
-        <w:pStyle w:val="FirstParagraph"/>
+      <w:r>
+        <w:t xml:space="preserve"> </w:t>
+      </w:r>
+      <w:r>
+        <w:t xml:space="preserve">&gt;</w:t>
+      </w:r>
+      <w:r>
+        <w:t xml:space="preserve"> </w:t>
+      </w:r>
+      <w:r>
+        <w:t xml:space="preserve">&gt; Declare que a reversão usa o mesmo tipo de decisão e processo da adoção original.</w:t>
+      </w:r>
+    </w:p>
+    <w:p>
+      <w:pPr>
+        <w:pStyle w:val="BodyText"/>
       </w:pPr>
       <w:r>
         <w:rPr>
@@ -1634,8 +1781,14 @@
     </w:p>
     <w:p>
       <w:pPr>
-        <w:pStyle w:val="BlockText"/>
-      </w:pPr>
+        <w:pStyle w:val="BodyText"/>
+      </w:pPr>
+      <w:r>
+        <w:t xml:space="preserve">&gt;</w:t>
+      </w:r>
+      <w:r>
+        <w:t xml:space="preserve"> </w:t>
+      </w:r>
       <w:r>
         <w:rPr>
           <w:b/>
@@ -1643,19 +1796,29 @@
         </w:rPr>
         <w:t xml:space="preserve">Justificativa — Por que permitir mudanças de emergência</w:t>
       </w:r>
-    </w:p>
-    <w:p>
-      <w:pPr>
-        <w:pStyle w:val="BlockText"/>
-      </w:pPr>
-      <w:r>
-        <w:t xml:space="preserve">Alguns danos se desenrolam mais rápido do que uma votação pode ser convocada. Um caminho de emergência estreito e bem protegido permite que a comunidade responda a falhas genuínas de segurança ou de plataforma sem entregar a ninguém um mecanismo geral de override. O ciclo obrigatório de relato, revisão e ratificação-ou-reversão é o que impede que poderes emergenciais se tornem poderes ordinários.</w:t>
-      </w:r>
-    </w:p>
-    <w:p>
-      <w:pPr>
-        <w:pStyle w:val="BlockText"/>
-      </w:pPr>
+      <w:r>
+        <w:t xml:space="preserve"> </w:t>
+      </w:r>
+      <w:r>
+        <w:t xml:space="preserve">&gt;</w:t>
+      </w:r>
+      <w:r>
+        <w:t xml:space="preserve"> </w:t>
+      </w:r>
+      <w:r>
+        <w:t xml:space="preserve">&gt; Alguns danos se desenrolam mais rápido do que uma votação pode ser convocada. Um caminho de emergência estreito e bem protegido permite que a comunidade responda a falhas genuínas de segurança ou de plataforma sem entregar a ninguém um mecanismo geral de override. O ciclo obrigatório de relato, revisão e ratificação-ou-reversão é o que impede que poderes emergenciais se tornem poderes ordinários.</w:t>
+      </w:r>
+    </w:p>
+    <w:p>
+      <w:pPr>
+        <w:pStyle w:val="BodyText"/>
+      </w:pPr>
+      <w:r>
+        <w:t xml:space="preserve">&gt;</w:t>
+      </w:r>
+      <w:r>
+        <w:t xml:space="preserve"> </w:t>
+      </w:r>
       <w:r>
         <w:rPr>
           <w:b/>
@@ -1663,24 +1826,35 @@
         </w:rPr>
         <w:t xml:space="preserve">Instruções — Como preencher</w:t>
       </w:r>
-    </w:p>
-    <w:p>
-      <w:pPr>
-        <w:pStyle w:val="BlockText"/>
-      </w:pPr>
-      <w:r>
-        <w:t xml:space="preserve">Defina as condições sob as quais uma mudança de emergência pode ser feita, quem pode fazê-la e o ciclo obrigatório de relatar-revisar-ratificar-ou-reverter.</w:t>
-      </w:r>
-    </w:p>
-    <w:p>
-      <w:pPr>
-        <w:pStyle w:val="FirstParagraph"/>
+      <w:r>
+        <w:t xml:space="preserve"> </w:t>
+      </w:r>
+      <w:r>
+        <w:t xml:space="preserve">&gt;</w:t>
+      </w:r>
+      <w:r>
+        <w:t xml:space="preserve"> </w:t>
+      </w:r>
+      <w:r>
+        <w:t xml:space="preserve">&gt; Defina as condições sob as quais uma mudança de emergência pode ser feita, quem pode fazê-la e o ciclo obrigatório de relatar-revisar-ratificar-ou-reverter.</w:t>
+      </w:r>
+    </w:p>
+    <w:p>
+      <w:pPr>
+        <w:pStyle w:val="BodyText"/>
       </w:pPr>
       <w:r>
         <w:t xml:space="preserve">Uma mudança operacional de emergência pode ser feita por</w:t>
       </w:r>
       <w:r>
         <w:t xml:space="preserve"> </w:t>
+      </w:r>
+      <w:r>
+        <w:rPr>
+          <w:i/>
+          <w:iCs/>
+        </w:rPr>
+        <w:t xml:space="preserve">&lt;papel&gt;</w:t>
       </w:r>
       <w:r>
         <w:t xml:space="preserve"> </w:t>
@@ -1954,8 +2128,14 @@
     </w:p>
     <w:p>
       <w:pPr>
-        <w:pStyle w:val="BlockText"/>
-      </w:pPr>
+        <w:pStyle w:val="BodyText"/>
+      </w:pPr>
+      <w:r>
+        <w:t xml:space="preserve">&gt;</w:t>
+      </w:r>
+      <w:r>
+        <w:t xml:space="preserve"> </w:t>
+      </w:r>
       <w:r>
         <w:rPr>
           <w:b/>
@@ -1963,13 +2143,17 @@
         </w:rPr>
         <w:t xml:space="preserve">Justificativa — Por que tratar experimentos como um mecanismo distinto</w:t>
       </w:r>
-    </w:p>
-    <w:p>
-      <w:pPr>
-        <w:pStyle w:val="BlockText"/>
-      </w:pPr>
-      <w:r>
-        <w:t xml:space="preserve">A comunidade precisa de uma forma de testar coisas novas sem ter que adotá-las permanentemente para testá-las. Experimentos criam esse espaço — mas só se forem limitados no tempo, rotulados e com expiração automática. Sem essas salvaguardas, um</w:t>
+      <w:r>
+        <w:t xml:space="preserve"> </w:t>
+      </w:r>
+      <w:r>
+        <w:t xml:space="preserve">&gt;</w:t>
+      </w:r>
+      <w:r>
+        <w:t xml:space="preserve"> </w:t>
+      </w:r>
+      <w:r>
+        <w:t xml:space="preserve">&gt; A comunidade precisa de uma forma de testar coisas novas sem ter que adotá-las permanentemente para testá-las. Experimentos criam esse espaço — mas só se forem limitados no tempo, rotulados e com expiração automática. Sem essas salvaguardas, um</w:t>
       </w:r>
       <w:r>
         <w:t xml:space="preserve"> </w:t>
@@ -1986,8 +2170,14 @@
     </w:p>
     <w:p>
       <w:pPr>
-        <w:pStyle w:val="BlockText"/>
-      </w:pPr>
+        <w:pStyle w:val="BodyText"/>
+      </w:pPr>
+      <w:r>
+        <w:t xml:space="preserve">&gt;</w:t>
+      </w:r>
+      <w:r>
+        <w:t xml:space="preserve"> </w:t>
+      </w:r>
       <w:r>
         <w:rPr>
           <w:b/>
@@ -1995,18 +2185,22 @@
         </w:rPr>
         <w:t xml:space="preserve">Instruções — Como preencher</w:t>
       </w:r>
-    </w:p>
-    <w:p>
-      <w:pPr>
-        <w:pStyle w:val="BlockText"/>
-      </w:pPr>
-      <w:r>
-        <w:t xml:space="preserve">Defina as regras que todo experimento deve satisfazer. Faça referência ao Modelo de Experimento para o formato completo de submissão.</w:t>
-      </w:r>
-    </w:p>
-    <w:p>
-      <w:pPr>
-        <w:pStyle w:val="FirstParagraph"/>
+      <w:r>
+        <w:t xml:space="preserve"> </w:t>
+      </w:r>
+      <w:r>
+        <w:t xml:space="preserve">&gt;</w:t>
+      </w:r>
+      <w:r>
+        <w:t xml:space="preserve"> </w:t>
+      </w:r>
+      <w:r>
+        <w:t xml:space="preserve">&gt; Defina as regras que todo experimento deve satisfazer. Faça referência ao Modelo de Experimento para o formato completo de submissão.</w:t>
+      </w:r>
+    </w:p>
+    <w:p>
+      <w:pPr>
+        <w:pStyle w:val="BodyText"/>
       </w:pPr>
       <w:r>
         <w:rPr>
@@ -2114,6 +2308,9 @@
       </w:r>
       <w:r>
         <w:t xml:space="preserve"> </w:t>
+      </w:r>
+      <w:r>
+        <w:t xml:space="preserve">&lt;AAAA-MM-DD&gt;</w:t>
       </w:r>
     </w:p>
     <w:p>

--- a/static/downloads/pt-br/docx/layer-6/change-protocol.docx
+++ b/static/downloads/pt-br/docx/layer-6/change-protocol.docx
@@ -87,7 +87,7 @@
         <w:t xml:space="preserve"> </w:t>
       </w:r>
       <w:r>
-        <w:t xml:space="preserve">2026-07-07</w:t>
+        <w:t xml:space="preserve">2026-08-31</w:t>
       </w:r>
     </w:p>
     <w:p>
